--- a/Documentacion de la App/Documento Diseño Visual(6).docx
+++ b/Documentacion de la App/Documento Diseño Visual(6).docx
@@ -9943,11 +9943,25 @@
       <w:proofErr w:type="gramEnd"/>
     </w:p>
     <w:p>
-      <w:r>
+      <w:pPr>
+        <w:rPr>
+          <w:lang w:val="es-MX"/>
+        </w:rPr>
+      </w:pPr>
+      <w:r>
+        <w:rPr>
+          <w:lang w:val="es-MX"/>
+        </w:rPr>
         <w:t>}</w:t>
       </w:r>
     </w:p>
-    <w:p/>
+    <w:p>
+      <w:pPr>
+        <w:rPr>
+          <w:lang w:val="es-MX"/>
+        </w:rPr>
+      </w:pPr>
+    </w:p>
     <w:p>
       <w:pPr>
         <w:rPr>
@@ -10619,53 +10633,9 @@
       </w:r>
     </w:p>
     <w:p>
-      <w:pPr>
-        <w:rPr>
-          <w:lang w:val="es-MX"/>
-        </w:rPr>
-      </w:pPr>
-      <w:r>
-        <w:rPr>
-          <w:lang w:val="es-MX"/>
-        </w:rPr>
-        <w:t xml:space="preserve">- </w:t>
-      </w:r>
-      <w:proofErr w:type="spellStart"/>
-      <w:r>
-        <w:rPr>
-          <w:lang w:val="es-MX"/>
-        </w:rPr>
-        <w:t>Design</w:t>
-      </w:r>
-      <w:proofErr w:type="spellEnd"/>
-      <w:r>
-        <w:rPr>
-          <w:lang w:val="es-MX"/>
-        </w:rPr>
-        <w:t xml:space="preserve"> </w:t>
-      </w:r>
-      <w:proofErr w:type="spellStart"/>
-      <w:r>
-        <w:rPr>
-          <w:lang w:val="es-MX"/>
-        </w:rPr>
-        <w:t>System</w:t>
-      </w:r>
-      <w:proofErr w:type="spellEnd"/>
-      <w:r>
-        <w:rPr>
-          <w:lang w:val="es-MX"/>
-        </w:rPr>
-        <w:t xml:space="preserve"> Corporativo: Estilo similar a LinkedIn/</w:t>
-      </w:r>
-      <w:proofErr w:type="spellStart"/>
-      <w:r>
-        <w:rPr>
-          <w:lang w:val="es-MX"/>
-        </w:rPr>
-        <w:t>Indeed</w:t>
-      </w:r>
-      <w:proofErr w:type="spellEnd"/>
+      <w:r>
+        <w:t>- Design System Corporativo: Estilo similar a LinkedIn/Indeed</w:t>
+      </w:r>
     </w:p>
     <w:p>
       <w:pPr>
@@ -11558,39 +11528,17 @@
       </w:r>
     </w:p>
     <w:p>
-      <w:pPr>
-        <w:rPr>
-          <w:lang w:val="es-MX"/>
-        </w:rPr>
-      </w:pPr>
-      <w:proofErr w:type="gramStart"/>
-      <w:r>
-        <w:rPr>
-          <w:lang w:val="es-MX"/>
-        </w:rPr>
-        <w:t>.</w:t>
-      </w:r>
-      <w:proofErr w:type="spellStart"/>
-      <w:r>
-        <w:rPr>
-          <w:lang w:val="es-MX"/>
-        </w:rPr>
-        <w:t>metric</w:t>
-      </w:r>
-      <w:proofErr w:type="spellEnd"/>
-      <w:proofErr w:type="gramEnd"/>
-      <w:r>
-        <w:rPr>
-          <w:lang w:val="es-MX"/>
-        </w:rPr>
+      <w:proofErr w:type="gramStart"/>
+      <w:r>
+        <w:t>.metric</w:t>
+      </w:r>
+      <w:proofErr w:type="gramEnd"/>
+      <w:r>
         <w:t>-executive {</w:t>
       </w:r>
     </w:p>
     <w:p>
       <w:r>
-        <w:rPr>
-          <w:lang w:val="es-MX"/>
-        </w:rPr>
         <w:t xml:space="preserve">  </w:t>
       </w:r>
       <w:r>
@@ -11611,28 +11559,79 @@
       <w:proofErr w:type="gramEnd"/>
     </w:p>
     <w:p>
-      <w:r>
-        <w:t xml:space="preserve">  border: 1px solid #</w:t>
-      </w:r>
-      <w:proofErr w:type="gramStart"/>
-      <w:r>
-        <w:t>E0E0E0;</w:t>
-      </w:r>
-      <w:proofErr w:type="gramEnd"/>
-    </w:p>
-    <w:p>
-      <w:r>
-        <w:t xml:space="preserve">  padding: </w:t>
-      </w:r>
-      <w:proofErr w:type="gramStart"/>
-      <w:r>
-        <w:t>24px;</w:t>
-      </w:r>
-      <w:proofErr w:type="gramEnd"/>
-    </w:p>
-    <w:p>
-      <w:r>
-        <w:t xml:space="preserve">  text-align: </w:t>
+      <w:pPr>
+        <w:rPr>
+          <w:lang w:val="es-MX"/>
+        </w:rPr>
+      </w:pPr>
+      <w:r>
+        <w:t xml:space="preserve">  </w:t>
+      </w:r>
+      <w:proofErr w:type="spellStart"/>
+      <w:r>
+        <w:rPr>
+          <w:lang w:val="es-MX"/>
+        </w:rPr>
+        <w:t>border</w:t>
+      </w:r>
+      <w:proofErr w:type="spellEnd"/>
+      <w:r>
+        <w:rPr>
+          <w:lang w:val="es-MX"/>
+        </w:rPr>
+        <w:t xml:space="preserve">: 1px </w:t>
+      </w:r>
+      <w:proofErr w:type="spellStart"/>
+      <w:r>
+        <w:rPr>
+          <w:lang w:val="es-MX"/>
+        </w:rPr>
+        <w:t>solid</w:t>
+      </w:r>
+      <w:proofErr w:type="spellEnd"/>
+      <w:r>
+        <w:rPr>
+          <w:lang w:val="es-MX"/>
+        </w:rPr>
+        <w:t xml:space="preserve"> #E0E0E0;</w:t>
+      </w:r>
+    </w:p>
+    <w:p>
+      <w:pPr>
+        <w:rPr>
+          <w:lang w:val="es-MX"/>
+        </w:rPr>
+      </w:pPr>
+      <w:r>
+        <w:rPr>
+          <w:lang w:val="es-MX"/>
+        </w:rPr>
+        <w:t xml:space="preserve">  </w:t>
+      </w:r>
+      <w:proofErr w:type="spellStart"/>
+      <w:r>
+        <w:rPr>
+          <w:lang w:val="es-MX"/>
+        </w:rPr>
+        <w:t>padding</w:t>
+      </w:r>
+      <w:proofErr w:type="spellEnd"/>
+      <w:r>
+        <w:rPr>
+          <w:lang w:val="es-MX"/>
+        </w:rPr>
+        <w:t>: 24px;</w:t>
+      </w:r>
+    </w:p>
+    <w:p>
+      <w:r>
+        <w:rPr>
+          <w:lang w:val="es-MX"/>
+        </w:rPr>
+        <w:t xml:space="preserve">  </w:t>
+      </w:r>
+      <w:r>
+        <w:t xml:space="preserve">text-align: </w:t>
       </w:r>
       <w:proofErr w:type="gramStart"/>
       <w:r>
@@ -13109,22 +13108,42 @@
       <w:proofErr w:type="gramEnd"/>
     </w:p>
     <w:p>
-      <w:r>
-        <w:t xml:space="preserve">  transform: </w:t>
-      </w:r>
-      <w:proofErr w:type="spellStart"/>
-      <w:r>
+      <w:pPr>
+        <w:rPr>
+          <w:lang w:val="es-MX"/>
+        </w:rPr>
+      </w:pPr>
+      <w:r>
+        <w:t xml:space="preserve">  </w:t>
+      </w:r>
+      <w:proofErr w:type="spellStart"/>
+      <w:r>
+        <w:rPr>
+          <w:lang w:val="es-MX"/>
+        </w:rPr>
+        <w:t>transform</w:t>
+      </w:r>
+      <w:proofErr w:type="spellEnd"/>
+      <w:r>
+        <w:rPr>
+          <w:lang w:val="es-MX"/>
+        </w:rPr>
+        <w:t xml:space="preserve">: </w:t>
+      </w:r>
+      <w:proofErr w:type="spellStart"/>
+      <w:r>
+        <w:rPr>
+          <w:lang w:val="es-MX"/>
+        </w:rPr>
         <w:t>translateY</w:t>
       </w:r>
       <w:proofErr w:type="spellEnd"/>
       <w:r>
-        <w:t>(-4px</w:t>
-      </w:r>
-      <w:proofErr w:type="gramStart"/>
-      <w:r>
-        <w:t>);</w:t>
-      </w:r>
-      <w:proofErr w:type="gramEnd"/>
+        <w:rPr>
+          <w:lang w:val="es-MX"/>
+        </w:rPr>
+        <w:t>(-4px);</w:t>
+      </w:r>
     </w:p>
     <w:p>
       <w:pPr>
@@ -13972,45 +13991,17 @@
       </w:r>
     </w:p>
     <w:p>
-      <w:pPr>
-        <w:rPr>
-          <w:lang w:val="es-MX"/>
-        </w:rPr>
-      </w:pPr>
-      <w:proofErr w:type="gramStart"/>
-      <w:r>
-        <w:rPr>
-          <w:lang w:val="es-MX"/>
-        </w:rPr>
+      <w:proofErr w:type="gramStart"/>
+      <w:r>
         <w:t>.interactive</w:t>
       </w:r>
       <w:proofErr w:type="gramEnd"/>
       <w:r>
-        <w:rPr>
-          <w:lang w:val="es-MX"/>
-        </w:rPr>
-        <w:t>-</w:t>
-      </w:r>
-      <w:proofErr w:type="spellStart"/>
-      <w:r>
-        <w:rPr>
-          <w:lang w:val="es-MX"/>
-        </w:rPr>
-        <w:t>element</w:t>
-      </w:r>
-      <w:proofErr w:type="spellEnd"/>
-      <w:r>
-        <w:rPr>
-          <w:lang w:val="es-MX"/>
-        </w:rPr>
-        <w:t xml:space="preserve"> {</w:t>
-      </w:r>
-    </w:p>
-    <w:p>
-      <w:r>
-        <w:rPr>
-          <w:lang w:val="es-MX"/>
-        </w:rPr>
+        <w:t>-element {</w:t>
+      </w:r>
+    </w:p>
+    <w:p>
+      <w:r>
         <w:t xml:space="preserve">  </w:t>
       </w:r>
       <w:r>
@@ -14259,61 +14250,22 @@
       <w:proofErr w:type="gramEnd"/>
     </w:p>
     <w:p>
-      <w:pPr>
-        <w:rPr>
-          <w:lang w:val="es-MX"/>
-        </w:rPr>
-      </w:pPr>
       <w:r>
         <w:t xml:space="preserve">  </w:t>
       </w:r>
       <w:r>
-        <w:rPr>
-          <w:lang w:val="es-MX"/>
-        </w:rPr>
         <w:t xml:space="preserve">100% </w:t>
       </w:r>
       <w:proofErr w:type="gramStart"/>
       <w:r>
-        <w:rPr>
-          <w:lang w:val="es-MX"/>
-        </w:rPr>
-        <w:t xml:space="preserve">{ </w:t>
-      </w:r>
-      <w:proofErr w:type="spellStart"/>
-      <w:r>
-        <w:rPr>
-          <w:lang w:val="es-MX"/>
-        </w:rPr>
-        <w:t>transform</w:t>
-      </w:r>
-      <w:proofErr w:type="spellEnd"/>
-      <w:proofErr w:type="gramEnd"/>
-      <w:r>
-        <w:rPr>
-          <w:lang w:val="es-MX"/>
-        </w:rPr>
-        <w:t xml:space="preserve">: </w:t>
-      </w:r>
-      <w:proofErr w:type="spellStart"/>
-      <w:r>
-        <w:rPr>
-          <w:lang w:val="es-MX"/>
-        </w:rPr>
-        <w:t>rotate</w:t>
-      </w:r>
-      <w:proofErr w:type="spellEnd"/>
-      <w:r>
-        <w:rPr>
-          <w:lang w:val="es-MX"/>
-        </w:rPr>
-        <w:t>(360deg)</w:t>
-      </w:r>
-      <w:proofErr w:type="gramStart"/>
-      <w:r>
-        <w:rPr>
-          <w:lang w:val="es-MX"/>
-        </w:rPr>
+        <w:t>{ transform</w:t>
+      </w:r>
+      <w:proofErr w:type="gramEnd"/>
+      <w:r>
+        <w:t>: rotate(360deg)</w:t>
+      </w:r>
+      <w:proofErr w:type="gramStart"/>
+      <w:r>
         <w:t>; }</w:t>
       </w:r>
       <w:proofErr w:type="gramEnd"/>
@@ -18734,6 +18686,73 @@
         <w:rPr>
           <w:lang w:val="es-MX"/>
         </w:rPr>
+        <w:t>Ideas/Recomendaciones:</w:t>
+      </w:r>
+    </w:p>
+    <w:p>
+      <w:pPr>
+        <w:rPr>
+          <w:lang w:val="es-MX"/>
+        </w:rPr>
+      </w:pPr>
+      <w:r>
+        <w:rPr>
+          <w:lang w:val="es-MX"/>
+        </w:rPr>
+        <w:t>Pagina de inicio de sesión:</w:t>
+      </w:r>
+    </w:p>
+    <w:p>
+      <w:pPr>
+        <w:rPr>
+          <w:lang w:val="es-MX"/>
+        </w:rPr>
+      </w:pPr>
+      <w:r>
+        <w:rPr>
+          <w:lang w:val="es-MX"/>
+        </w:rPr>
+        <w:t xml:space="preserve">En la parte del </w:t>
+      </w:r>
+      <w:proofErr w:type="spellStart"/>
+      <w:r>
+        <w:rPr>
+          <w:lang w:val="es-MX"/>
+        </w:rPr>
+        <w:t>background</w:t>
+      </w:r>
+      <w:proofErr w:type="spellEnd"/>
+      <w:r>
+        <w:rPr>
+          <w:lang w:val="es-MX"/>
+        </w:rPr>
+        <w:t xml:space="preserve"> (trasero), usar un patrón infinito que tenga movimiento (toca analizar y ver la optimización), movimiento también diagonal, con mitades de diferentes colores, pero también tengan efectos de movimiento tipo que cambien de color, también tenga degradado de azul a morado</w:t>
+      </w:r>
+    </w:p>
+    <w:p>
+      <w:pPr>
+        <w:rPr>
+          <w:lang w:val="es-MX"/>
+        </w:rPr>
+      </w:pPr>
+    </w:p>
+    <w:p>
+      <w:pPr>
+        <w:rPr>
+          <w:lang w:val="es-MX"/>
+        </w:rPr>
+      </w:pPr>
+    </w:p>
+    <w:p>
+      <w:pPr>
+        <w:rPr>
+          <w:lang w:val="es-MX"/>
+        </w:rPr>
+      </w:pPr>
+      <w:r>
+        <w:rPr>
+          <w:lang w:val="es-MX"/>
+        </w:rPr>
         <w:t xml:space="preserve">"En </w:t>
       </w:r>
       <w:proofErr w:type="spellStart"/>
@@ -18758,7 +18777,13 @@
         </w:rPr>
       </w:pPr>
     </w:p>
-    <w:p/>
+    <w:p>
+      <w:pPr>
+        <w:rPr>
+          <w:lang w:val="es-MX"/>
+        </w:rPr>
+      </w:pPr>
+    </w:p>
     <w:sectPr>
       <w:pgSz w:w="12240" w:h="15840"/>
       <w:pgMar w:top="1417" w:right="1701" w:bottom="1417" w:left="1701" w:header="720" w:footer="720" w:gutter="0"/>
